--- a/az/discovery-articles/5.6 Gübrələr və müasir kənd təsərrüfatı kimyası.docx
+++ b/az/discovery-articles/5.6 Gübrələr və müasir kənd təsərrüfatı kimyası.docx
@@ -4,617 +4,410 @@
   <w:body>
     <w:p>
       <w:pPr>
-        <w:keepNext/>
-        <w:spacing w:before="280" w:after="120"/>
+        <w:pStyle w:val="Title"/>
+        <w:widowControl/>
       </w:pPr>
       <w:r>
-        <w:rPr>
-          <w:rFonts w:ascii="Calibri" w:hAnsi="Calibri" w:eastAsia="Calibri"/>
-          <w:b/>
-          <w:i w:val="0"/>
-          <w:color w:val="004E8C"/>
-          <w:sz w:val="44"/>
-        </w:rPr>
         <w:t>5.6 Gübrələr və müasir kənd təsərrüfatı kimyası</w:t>
       </w:r>
     </w:p>
     <w:p>
       <w:pPr>
-        <w:spacing w:after="80"/>
+        <w:keepNext/>
+        <w:widowControl/>
       </w:pPr>
       <w:r>
         <w:rPr>
-          <w:rFonts w:ascii="Calibri" w:hAnsi="Calibri" w:eastAsia="Calibri"/>
-          <w:b w:val="0"/>
-          <w:i/>
-          <w:color w:val="505050"/>
-          <w:sz w:val="22"/>
+          <w:sz w:val="20"/>
         </w:rPr>
-        <w:t>5. Fizika, kimya və materiallar</w:t>
-      </w:r>
-    </w:p>
-    <w:p>
-      <w:pPr>
-        <w:spacing w:after="200"/>
-      </w:pPr>
-      <w:r>
-        <w:rPr>
-          <w:rFonts w:ascii="Calibri" w:hAnsi="Calibri" w:eastAsia="Calibri"/>
-          <w:b w:val="0"/>
-          <w:i/>
-          <w:sz w:val="22"/>
-        </w:rPr>
-        <w:t>Dövr: 1909-cu il (sintetik ammonyak istehsalı üçün Haber–Boş prosesi); 1950-ci illərdə Yaşıl inqilabdan sonra geniş tətbiqi | Əsas simalar: Frits Haber; Karl Boş (BASF); Norman Borlouq (Yaşıl inqilab)</w:t>
-      </w:r>
-    </w:p>
-    <w:p>
-      <w:pPr>
-        <w:spacing w:after="160" w:line="276" w:lineRule="auto"/>
-      </w:pPr>
-      <w:r>
-        <w:rPr>
-          <w:rFonts w:ascii="Calibri" w:hAnsi="Calibri" w:eastAsia="Calibri"/>
-          <w:b w:val="0"/>
-          <w:i w:val="0"/>
-          <w:sz w:val="22"/>
-        </w:rPr>
-        <w:t>Gübrələr torpaqda azalan azot, fosfor, kalium və başqa qida maddələrini bitkilərə qaytarır. Haber-Boş prosesi havadakı azotdan sənaye miqyasında ammonyak istehsal etməyə imkan verdi və kənd təsərrüfatı məhsuldarlığını kəskin artırdı.</w:t>
+        <w:t>5 Fizika kimya və materiallar</w:t>
       </w:r>
     </w:p>
     <w:p>
       <w:pPr>
         <w:keepNext/>
-        <w:spacing w:before="240" w:after="120"/>
+        <w:widowControl/>
       </w:pPr>
       <w:r>
         <w:rPr>
-          <w:rFonts w:ascii="Calibri" w:hAnsi="Calibri" w:eastAsia="Calibri"/>
-          <w:b/>
-          <w:i w:val="0"/>
-          <w:color w:val="004E8C"/>
-          <w:sz w:val="28"/>
+          <w:sz w:val="20"/>
         </w:rPr>
-        <w:t>Əsas faktlar</w:t>
+        <w:t>Dövr: 1909 (sintetik ammonyak üçün Haber–Boş prosesi); 1950-ci illərin «Yaşıl inqilab»ından geniş istifadə | Əsas şəxslər: Frits Haber; Karl Boş (BASF); Norman Borlouq («Yaşıl inqilab»)</w:t>
+      </w:r>
+    </w:p>
+    <w:p>
+      <w:pPr>
+        <w:widowControl/>
+      </w:pPr>
+      <w:r>
+        <w:t>Müasir gübrələr bitkilərə lazım olan, lakin torpaqda çatışmaya bilən azot və digər qida elementlərini verir. Havadakı azotdan ammonyak hazırlayan Haber–Boş prosesi Yer kürəsinin milyardlarla daha çox insanı qidalandıra bilməsinin əsas səbəblərindəndir.</w:t>
+      </w:r>
+    </w:p>
+    <w:p>
+      <w:pPr>
+        <w:pStyle w:val="Heading1"/>
+        <w:widowControl/>
+      </w:pPr>
+      <w:r>
+        <w:t>Əsas məlumatlar</w:t>
       </w:r>
     </w:p>
     <w:p>
       <w:pPr>
         <w:pStyle w:val="ListBullet"/>
+        <w:widowControl/>
       </w:pPr>
       <w:r>
-        <w:rPr>
-          <w:rFonts w:ascii="Calibri" w:hAnsi="Calibri" w:eastAsia="Calibri"/>
-          <w:b w:val="0"/>
-          <w:i w:val="0"/>
-          <w:sz w:val="22"/>
-        </w:rPr>
-        <w:t>Bitkilərə mənimsəyə bildikləri formada azot, fosfor və kalium lazımdır</w:t>
+        <w:t>Bitkilərə istifadə edə bildikləri formada azot, fosfor və kalium lazımdır.</w:t>
       </w:r>
     </w:p>
     <w:p>
       <w:pPr>
         <w:pStyle w:val="ListBullet"/>
+        <w:widowControl/>
       </w:pPr>
       <w:r>
-        <w:rPr>
-          <w:rFonts w:ascii="Calibri" w:hAnsi="Calibri" w:eastAsia="Calibri"/>
-          <w:b w:val="0"/>
-          <w:i w:val="0"/>
-          <w:sz w:val="22"/>
-        </w:rPr>
-        <w:t>Frits Haber və Karl Boş 1909–1913-cü illərdə ammonyak sintezini sənaye miqyasına çıxardılar</w:t>
+        <w:t>Frits Haber və Karl Boş təxminən 1909–1913-cü illərdə ammonyak sintezini sənayeləşdirdilər.</w:t>
       </w:r>
     </w:p>
     <w:p>
       <w:pPr>
         <w:pStyle w:val="ListBullet"/>
+        <w:widowControl/>
       </w:pPr>
       <w:r>
-        <w:rPr>
-          <w:rFonts w:ascii="Calibri" w:hAnsi="Calibri" w:eastAsia="Calibri"/>
-          <w:b w:val="0"/>
-          <w:i w:val="0"/>
-          <w:sz w:val="22"/>
-        </w:rPr>
-        <w:t>Bu proses havadakı azotu yüksək təzyiq altında hidrogenlə birləşdirir</w:t>
+        <w:t>Proses havadan alınan azotu yüksək təzyiq altında hidrogenlə birləşdirir.</w:t>
       </w:r>
     </w:p>
     <w:p>
       <w:pPr>
         <w:pStyle w:val="ListBullet"/>
+        <w:widowControl/>
       </w:pPr>
       <w:r>
-        <w:rPr>
-          <w:rFonts w:ascii="Calibri" w:hAnsi="Calibri" w:eastAsia="Calibri"/>
-          <w:b w:val="0"/>
-          <w:i w:val="0"/>
-          <w:sz w:val="22"/>
-        </w:rPr>
-        <w:t>Sintetik gübrələr XX əsrdə dünya əhalisinin sürətlə artmasını təmin edən əsas amillərdəndir</w:t>
+        <w:t>Sintetik gübrə XX əsrdə əhali artımının böyük hissəsinin ərzaq əsasını təmin edib.</w:t>
       </w:r>
     </w:p>
     <w:p>
       <w:pPr>
         <w:pStyle w:val="ListBullet"/>
+        <w:widowControl/>
       </w:pPr>
       <w:r>
-        <w:rPr>
-          <w:rFonts w:ascii="Calibri" w:hAnsi="Calibri" w:eastAsia="Calibri"/>
-          <w:b w:val="0"/>
-          <w:i w:val="0"/>
-          <w:sz w:val="22"/>
-        </w:rPr>
-        <w:t>Gübrələrin axıntısı suyu çirkləndirə bilər; onların istehsalı isə çox enerji tələb edir</w:t>
+        <w:t>Sahələrdən axan artıq gübrə suyu çirkləndirə bilər; istehsalı çox enerji tələb edir.</w:t>
       </w:r>
     </w:p>
     <w:p>
       <w:pPr>
-        <w:keepNext/>
-        <w:spacing w:before="240" w:after="120"/>
+        <w:pStyle w:val="Heading1"/>
+        <w:widowControl/>
       </w:pPr>
       <w:r>
-        <w:rPr>
-          <w:rFonts w:ascii="Calibri" w:hAnsi="Calibri" w:eastAsia="Calibri"/>
-          <w:b/>
-          <w:i w:val="0"/>
-          <w:color w:val="004E8C"/>
-          <w:sz w:val="28"/>
-        </w:rPr>
-        <w:t>Bu nədir və necə işləyir?</w:t>
+        <w:t>Bu nədir</w:t>
       </w:r>
     </w:p>
     <w:p>
       <w:pPr>
-        <w:spacing w:after="160" w:line="276" w:lineRule="auto"/>
+        <w:widowControl/>
       </w:pPr>
       <w:r>
-        <w:rPr>
-          <w:rFonts w:ascii="Calibri" w:hAnsi="Calibri" w:eastAsia="Calibri"/>
-          <w:b w:val="0"/>
-          <w:i w:val="0"/>
-          <w:sz w:val="22"/>
-        </w:rPr>
-        <w:t>Gübrə torpağa verilən və ya yarpaqlara çilənən bitki qidasıdır. Havada azot qazı çoxdur, lakin əksər bitkilər onu bu formada mənimsəyə bilmir. Onlara köklərin uda bildiyi ammonium birləşmələri və ya nitratlar şəklində azot lazımdır. Haber–Boş prosesində havadakı azot yüksək təzyiq və temperatur şəraitində katalizatorun köməyi ilə ammonyaka çevrilir. Katalizator reaksiyanı sürətləndirən maddədir. Kənd təsərrüfatı kimyası pestisidləri, torpaq analizini və qida maddələrinin tarazlığını da əhatə edir. Sadə dillə desək, insan havadakı azotu bitkilərin mənimsəyə biləcəyi qidaya çevirməyi öyrəndi.</w:t>
+        <w:t>Gübrə torpağa verilən və ya yarpaqlara çilənən bitki qida maddəsidir. Hava azot qazı ilə zəngindir, lakin bitkilərin çoxu bu formadan istifadə edə bilmir. Onlara azot köklərin qəbul edə biləcəyi həll olan formalarda — ammonyak və ya nitrat şəklində — lazımdır. Haber–Boş prosesi yüksək təzyiq və temperaturda katalizatorun köməyi ilə hava azotunu ammonyaka çevirir. Katalizator reaksiyanı sürətləndirən maddədir. Kənd təsərrüfatı kimyası pestisidləri, torpaq analizlərini və qida elementlərinin tarazlığını da əhatə edir. Sadə dillə, insan havadan bitki üçün qida hazırlamağı öyrəndi.</w:t>
       </w:r>
     </w:p>
     <w:p>
       <w:pPr>
-        <w:keepNext/>
-        <w:spacing w:before="240" w:after="120"/>
+        <w:pStyle w:val="Heading1"/>
+        <w:widowControl/>
       </w:pPr>
       <w:r>
-        <w:rPr>
-          <w:rFonts w:ascii="Calibri" w:hAnsi="Calibri" w:eastAsia="Calibri"/>
-          <w:b/>
-          <w:i w:val="0"/>
-          <w:color w:val="004E8C"/>
-          <w:sz w:val="28"/>
-        </w:rPr>
-        <w:t>Kim kəşf və ya ixtira edib?</w:t>
+        <w:t>Kim kəşf edib və ya yaradıb</w:t>
       </w:r>
     </w:p>
     <w:p>
       <w:pPr>
-        <w:spacing w:after="160" w:line="276" w:lineRule="auto"/>
+        <w:widowControl/>
       </w:pPr>
       <w:r>
-        <w:rPr>
-          <w:rFonts w:ascii="Calibri" w:hAnsi="Calibri" w:eastAsia="Calibri"/>
-          <w:b w:val="0"/>
-          <w:i w:val="0"/>
-          <w:sz w:val="22"/>
-        </w:rPr>
-        <w:t>Frits Haber laboratoriyada azot və hidrogendən ammonyak almağın üsulunu tapdı. BASF şirkətində çalışan Karl Boş Birinci Dünya müharibəsi ərəfəsində bu üsulu genişləndirərək sənaye müəssisəsində tətbiq etdi. Ondan əvvəl də kimyaçılar buna cəhd göstərmişdilər, lakin Haber və Boş prosesi sənaye səviyyəsinə çıxardılar. Yustus fon Libix və başqa aqronomlar bitkilərin yalnız torpaqdakı sirli “humus”a deyil, mineral maddələrə ehtiyac duyduğunu daha əvvəl irəli sürmüşdülər. Haber–Boş prosesi həmin elmi qənaətin sənaye miqyasında zirvəsi oldu.</w:t>
+        <w:t>Frits Haber azot və hidrogendən laboratoriyada ammonyak almağın yolunu tapdı. BASF şirkətində Karl Boş Birinci Dünya müharibəsindən az əvvəl bunu işlək zavod prosesinə çevirdi. Əvvəlki kimyaçılar da çalışmışdılar; bu iki alim üsulu sənaye miqyasına çatdırdı. Yustus fon Libix və başqa aqronomlar artıq bitkilərə təkcə sirli «humus» deyil, mineral maddələr lazım olduğunu vurğulamışdılar. Haber–Boş bu fikrin sənayedə zirvə tətbiqi oldu.</w:t>
       </w:r>
     </w:p>
     <w:p>
       <w:pPr>
-        <w:keepNext/>
-        <w:spacing w:before="240" w:after="120"/>
+        <w:pStyle w:val="Heading1"/>
+        <w:widowControl/>
       </w:pPr>
       <w:r>
-        <w:rPr>
-          <w:rFonts w:ascii="Calibri" w:hAnsi="Calibri" w:eastAsia="Calibri"/>
-          <w:b/>
-          <w:i w:val="0"/>
-          <w:color w:val="004E8C"/>
-          <w:sz w:val="28"/>
-        </w:rPr>
-        <w:t>Nə vaxt və necə yaranıb?</w:t>
+        <w:t>Nə vaxt və necə yaranıb</w:t>
       </w:r>
     </w:p>
     <w:p>
       <w:pPr>
-        <w:spacing w:after="160" w:line="276" w:lineRule="auto"/>
+        <w:widowControl/>
       </w:pPr>
       <w:r>
-        <w:rPr>
-          <w:rFonts w:ascii="Calibri" w:hAnsi="Calibri" w:eastAsia="Calibri"/>
-          <w:b w:val="0"/>
-          <w:i w:val="0"/>
-          <w:sz w:val="22"/>
-        </w:rPr>
-        <w:t>Mədənlərdən çıxarılan nitrat ehtiyatları məhdud olduğuna görə Avropa gübrə qıtlığından ehtiyat edirdi. Yüksək təzyiq texnikasının və fiziki kimyanın inkişafı, eləcə də partlayıcıların istehsalında da işlədilən nitratlara müharibə dövrünün tələbatı bu prosesin yaranmasını sürətləndirdi. Müharibədən sonra həmin zavodların məhsulu tarlalara yönəldildi. XX əsrin ortalarından başlayaraq Yaşıl inqilab sintetik gübrələri yeni bitki sortları və suvarma ilə birləşdirdi, nəticədə bir çox bölgədə məhsuldarlıq yüksəldi.</w:t>
+        <w:t>Mədənlərdən çıxarılan nitratlar məhdud olduğundan Avropa gübrə qıtlığından narahat idi. Yüksək təzyiq mühəndisliyi, fiziki kimya və partlayıcılarda da işlədilən nitratlara müharibə tələbatı prosesi sürətləndirdi. Müharibədən sonra eyni zavodlar əkin sahələrini təmin etdi. XX əsrin ortalarından «Yaşıl inqilab» sintetik gübrəni yeni bitki sortları və suvarma ilə birləşdirərək bir çox bölgədə məhsuldarlığı artırdı.</w:t>
       </w:r>
     </w:p>
     <w:p>
       <w:pPr>
-        <w:keepNext/>
-        <w:spacing w:before="240" w:after="120"/>
+        <w:pStyle w:val="Heading1"/>
+        <w:widowControl/>
       </w:pPr>
       <w:r>
-        <w:rPr>
-          <w:rFonts w:ascii="Calibri" w:hAnsi="Calibri" w:eastAsia="Calibri"/>
-          <w:b/>
-          <w:i w:val="0"/>
-          <w:color w:val="004E8C"/>
-          <w:sz w:val="28"/>
-        </w:rPr>
-        <w:t>Elmi əhəmiyyəti</w:t>
+        <w:t>Elm üçün əhəmiyyəti</w:t>
       </w:r>
     </w:p>
     <w:p>
       <w:pPr>
-        <w:spacing w:after="160" w:line="276" w:lineRule="auto"/>
+        <w:widowControl/>
       </w:pPr>
       <w:r>
-        <w:rPr>
-          <w:rFonts w:ascii="Calibri" w:hAnsi="Calibri" w:eastAsia="Calibri"/>
-          <w:b w:val="0"/>
-          <w:i w:val="0"/>
-          <w:sz w:val="22"/>
-        </w:rPr>
-        <w:t>Bu proses qazların xassələrini və katalizatorların işini anlamaqla planetin ərzaq imkanlarını kökündən dəyişdirməyin mümkün olduğunu göstərdi. Vatslav Smil və başqa tədqiqatçılara görə, bu gün yaşayan insanların böyük bir hissəsinin qidalanması Haber–Boş prosesi ilə alınan azotdan asılıdır. Bu qiymətləndirmənin dəqiq miqyası müzakirə olunsa da, texnologiya tarixçiləri onu ciddi əsaslandırılmış fikir sayırlar. Gündəlik həyatda insanların sağ qalmasına bu qədər təsir göstərən kimya müəssisələri çox azdır.</w:t>
+        <w:t>Proses göstərdi ki, qazları və katalizatorları anlamaq planetin ərzaq imkanlarını dəyişə bilər. Vatslav Smil və başqaları bu gün yaşayan insanların böyük hissəsinin Haber–Boş azotundan asılı olduğunu irəli sürüblər. Bu iddianın təfərrüatları müzakirə olunur, lakin texnologiya tarixçiləri onu ciddi qəbul edirlər. Gündəlik yaşamaq üçün bu qədər əhəmiyyətli kimya zavodları az olub.</w:t>
       </w:r>
     </w:p>
     <w:p>
       <w:pPr>
-        <w:keepNext/>
-        <w:spacing w:before="240" w:after="120"/>
+        <w:pStyle w:val="Heading1"/>
+        <w:widowControl/>
       </w:pPr>
       <w:r>
-        <w:rPr>
-          <w:rFonts w:ascii="Calibri" w:hAnsi="Calibri" w:eastAsia="Calibri"/>
-          <w:b/>
-          <w:i w:val="0"/>
-          <w:color w:val="004E8C"/>
-          <w:sz w:val="28"/>
-        </w:rPr>
         <w:t>Sonrakı inkişafa təsiri</w:t>
       </w:r>
     </w:p>
     <w:p>
       <w:pPr>
-        <w:spacing w:after="160" w:line="276" w:lineRule="auto"/>
+        <w:widowControl/>
       </w:pPr>
       <w:r>
-        <w:rPr>
-          <w:rFonts w:ascii="Calibri" w:hAnsi="Calibri" w:eastAsia="Calibri"/>
-          <w:b w:val="0"/>
-          <w:i w:val="0"/>
-          <w:sz w:val="22"/>
-        </w:rPr>
-        <w:t>Bitki seleksiyası, traktorlar və gübrələr birlikdə məhsuldarlığı yüksəltdi. Lakin çaylara və dənizlərə axan artıq qida maddələri yosunların kütləvi artmasına və sahilboyu oksigensiz “ölü zonalar”ın yaranmasına da səbəb oldu. Müasir tədqiqatlar qalıq yanacaqlardan alınan hidrogendən daha az istifadə edən ekoloji cəhətdən təmiz ammonyak istehsalını və gübrənin yalnız bitkinin ehtiyacı qədər verilməsini təmin edən dəqiq tətbiq üsullarını araşdırır. Üzvi və qarışıq təsərrüfat modelləri başqa imkanlar yaradır, amma dünya üzrə kalori təminatı hələ də böyük ölçüdə sintetik azotdan asılıdır.</w:t>
+        <w:t>Bitki seleksiyası, traktorlar və gübrə birlikdə məhsulu artırdı. Çaylara və dənizlərə yuyulan artıq qida maddələri isə yosunların kütləvi çoxalmasını və sahil sularında oksigensiz «ölü zonaları» gücləndirdi. Tədqiqatlar indi daha az fosil mənşəli hidrogenlə ammonyak hazırlamağa və fermerin yalnız bitkiyə lazım olan miqdarı verməsinə yönəlib. Üzvi və qarışıq təsərrüfat başqa yollar təklif edir, amma qlobal ərzaq enerjisi təminatı hələ də sintetik azotdan ciddi asılıdır.</w:t>
       </w:r>
     </w:p>
     <w:p>
       <w:pPr>
-        <w:keepNext/>
-        <w:spacing w:before="240" w:after="120"/>
+        <w:pStyle w:val="Heading1"/>
+        <w:widowControl/>
       </w:pPr>
       <w:r>
-        <w:rPr>
-          <w:rFonts w:ascii="Calibri" w:hAnsi="Calibri" w:eastAsia="Calibri"/>
-          <w:b/>
-          <w:i w:val="0"/>
-          <w:color w:val="004E8C"/>
-          <w:sz w:val="28"/>
-        </w:rPr>
-        <w:t>İnsan həyatını necə dəyişdi?</w:t>
+        <w:t>İnsan həyatını necə dəyişib</w:t>
       </w:r>
     </w:p>
     <w:p>
       <w:pPr>
-        <w:spacing w:after="160" w:line="276" w:lineRule="auto"/>
+        <w:widowControl/>
       </w:pPr>
       <w:r>
-        <w:rPr>
-          <w:rFonts w:ascii="Calibri" w:hAnsi="Calibri" w:eastAsia="Calibri"/>
-          <w:b w:val="0"/>
-          <w:i w:val="0"/>
-          <w:sz w:val="22"/>
-        </w:rPr>
-        <w:t>Gübrəyə çıxışın, işlək bazarların və sülh şəraitinin eyni vaxtda mövcud olduğu yerlərdə aclıq azaldı, taxıl isə ucuzlaşdı. Torpaqlardan daha intensiv istifadə olunmağa başlandı və bəzi ənənəvi növbəli əkin üsulları aradan qalxdı. Cəmiyyət bol ərzaqla yanaşı yeni ekoloji yük də qazandı: çirklənmiş su hövzələri və çox enerji işlədən zavodlar. İnsanları su ehtiyatlarına və iqlimə ağır zərər vurmadan ərzaqla təmin etmək bu ixtiranın hələ həll olunmamış məsələsidir. Dünya əhalisinin bugünkü sayı da, insanların qidalanma tərzi də Haber–Boş prosesinin təsirini daşıyır.</w:t>
+        <w:t>Gübrə, bazarlar və sülh bir araya gələn yerlərdə aclıq azaldı, taxıl ucuzlaşdı. Sahələr daha intensiv becərildi, bəzi ənənəvi növbəli əkin üsulları zəiflədi. Cəmiyyət ərzaq bolluğu ilə yanaşı ekoloji xərc də qazandı: çirklənmiş sular və çox enerji işlədən zavodlar. Suyu və iqlimi korlamadan insanları qidalandırmaq bu ixtiranın həllini gözləyən vəzifəsidir. Həm insanların sayı, həm qidalanması Haber–Boş prosesinin tarixi ilə bağlıdır.</w:t>
       </w:r>
     </w:p>
     <w:p>
       <w:pPr>
-        <w:keepNext/>
-        <w:spacing w:before="240" w:after="120"/>
+        <w:pStyle w:val="Heading1"/>
+        <w:widowControl/>
       </w:pPr>
       <w:r>
-        <w:rPr>
-          <w:rFonts w:ascii="Calibri" w:hAnsi="Calibri" w:eastAsia="Calibri"/>
-          <w:b/>
-          <w:i w:val="0"/>
-          <w:color w:val="004E8C"/>
-          <w:sz w:val="28"/>
-        </w:rPr>
         <w:t>Mənbələr və istinadlar</w:t>
       </w:r>
     </w:p>
     <w:p>
       <w:pPr>
-        <w:keepNext/>
-        <w:spacing w:before="240" w:after="120"/>
+        <w:pStyle w:val="Heading2"/>
+        <w:widowControl/>
       </w:pPr>
       <w:r>
         <w:rPr>
-          <w:rFonts w:ascii="Calibri" w:hAnsi="Calibri" w:eastAsia="Calibri"/>
-          <w:b/>
-          <w:i w:val="0"/>
-          <w:color w:val="004E8C"/>
-          <w:sz w:val="24"/>
+          <w:sz w:val="20"/>
         </w:rPr>
-        <w:t>A. Kitablar və əsas elmi əsərlər</w:t>
+        <w:t>A Kitablar və əsas elmi əsərlər</w:t>
       </w:r>
     </w:p>
     <w:p>
       <w:pPr>
-        <w:spacing w:after="80"/>
-        <w:ind w:left="360"/>
+        <w:widowControl/>
       </w:pPr>
       <w:r>
         <w:rPr>
-          <w:rFonts w:ascii="Calibri" w:hAnsi="Calibri" w:eastAsia="Calibri"/>
-          <w:b w:val="0"/>
-          <w:i w:val="0"/>
-          <w:sz w:val="22"/>
+          <w:sz w:val="20"/>
         </w:rPr>
         <w:t>1. Smil, Vaclav. Enriching the Earth: Fritz Haber, Carl Bosch, and the Transformation of World Food Production. Cambridge, MA: MIT Press, 2001.</w:t>
       </w:r>
     </w:p>
     <w:p>
       <w:pPr>
-        <w:keepNext/>
-        <w:spacing w:before="240" w:after="120"/>
+        <w:pStyle w:val="Heading2"/>
+        <w:widowControl/>
       </w:pPr>
       <w:r>
         <w:rPr>
-          <w:rFonts w:ascii="Calibri" w:hAnsi="Calibri" w:eastAsia="Calibri"/>
-          <w:b/>
-          <w:i w:val="0"/>
-          <w:color w:val="004E8C"/>
-          <w:sz w:val="24"/>
+          <w:sz w:val="20"/>
         </w:rPr>
-        <w:t>C. Təşkilatların materialları və ensiklopedik mənbələr</w:t>
+        <w:t>C Qurumların materialları və ensiklopedik mənbələr</w:t>
       </w:r>
     </w:p>
     <w:p>
       <w:pPr>
-        <w:spacing w:after="80"/>
-        <w:ind w:left="360"/>
+        <w:widowControl/>
       </w:pPr>
       <w:r>
         <w:rPr>
-          <w:rFonts w:ascii="Calibri" w:hAnsi="Calibri" w:eastAsia="Calibri"/>
-          <w:b w:val="0"/>
-          <w:i w:val="0"/>
-          <w:sz w:val="22"/>
+          <w:sz w:val="20"/>
         </w:rPr>
-        <w:t>1. Encyclopaedia Britannica. “Haber-Bosch process” (“Haber–Boş prosesi”).</w:t>
-      </w:r>
-      <w:r>
-        <w:rPr>
-          <w:rFonts w:ascii="Calibri" w:hAnsi="Calibri" w:eastAsia="Calibri"/>
-          <w:b w:val="0"/>
-          <w:i w:val="0"/>
-          <w:sz w:val="22"/>
-        </w:rPr>
-        <w:t xml:space="preserve"> </w:t>
+        <w:t xml:space="preserve">1. Encyclopaedia Britannica. 'Haber-Bosch process.' </w:t>
       </w:r>
       <w:hyperlink r:id="rId9">
         <w:r>
           <w:rPr>
-            <w:rFonts w:ascii="Calibri" w:hAnsi="Calibri" w:eastAsia="Calibri"/>
-            <w:b w:val="0"/>
-            <w:i w:val="0"/>
-            <w:sz w:val="22"/>
-            <w:color w:val="0563C1"/>
-            <w:u w:val="single"/>
+            <w:sz w:val="20"/>
           </w:rPr>
           <w:t>https://www.britannica.com/technology/Haber-Bosch-process</w:t>
         </w:r>
       </w:hyperlink>
+      <w:r>
+        <w:rPr>
+          <w:sz w:val="20"/>
+        </w:rPr>
+      </w:r>
     </w:p>
     <w:p>
       <w:pPr>
-        <w:spacing w:after="80"/>
-        <w:ind w:left="360"/>
+        <w:widowControl/>
       </w:pPr>
       <w:r>
         <w:rPr>
-          <w:rFonts w:ascii="Calibri" w:hAnsi="Calibri" w:eastAsia="Calibri"/>
-          <w:b w:val="0"/>
-          <w:i w:val="0"/>
-          <w:sz w:val="22"/>
+          <w:sz w:val="20"/>
         </w:rPr>
-        <w:t>2. Our World in Data. “Fertilizers” (“Gübrələr”).</w:t>
-      </w:r>
-      <w:r>
-        <w:rPr>
-          <w:rFonts w:ascii="Calibri" w:hAnsi="Calibri" w:eastAsia="Calibri"/>
-          <w:b w:val="0"/>
-          <w:i w:val="0"/>
-          <w:sz w:val="22"/>
-        </w:rPr>
-        <w:t xml:space="preserve"> </w:t>
+        <w:t xml:space="preserve">2. Our World in Data. 'Fertilizers.' </w:t>
       </w:r>
       <w:hyperlink r:id="rId10">
         <w:r>
           <w:rPr>
-            <w:rFonts w:ascii="Calibri" w:hAnsi="Calibri" w:eastAsia="Calibri"/>
-            <w:b w:val="0"/>
-            <w:i w:val="0"/>
-            <w:sz w:val="22"/>
-            <w:color w:val="0563C1"/>
-            <w:u w:val="single"/>
+            <w:sz w:val="20"/>
           </w:rPr>
           <w:t>https://ourworldindata.org/fertilizers</w:t>
         </w:r>
       </w:hyperlink>
+      <w:r>
+        <w:rPr>
+          <w:sz w:val="20"/>
+        </w:rPr>
+      </w:r>
     </w:p>
     <w:p>
       <w:pPr>
-        <w:spacing w:after="80"/>
-        <w:ind w:left="360"/>
+        <w:widowControl/>
       </w:pPr>
       <w:r>
         <w:rPr>
-          <w:rFonts w:ascii="Calibri" w:hAnsi="Calibri" w:eastAsia="Calibri"/>
-          <w:b w:val="0"/>
-          <w:i w:val="0"/>
-          <w:sz w:val="22"/>
+          <w:sz w:val="20"/>
         </w:rPr>
-        <w:t>3. Nobel Prize. 1918-ci il kimya üzrə Nobel mükafatı (Frits Haber).</w:t>
-      </w:r>
-      <w:r>
-        <w:rPr>
-          <w:rFonts w:ascii="Calibri" w:hAnsi="Calibri" w:eastAsia="Calibri"/>
-          <w:b w:val="0"/>
-          <w:i w:val="0"/>
-          <w:sz w:val="22"/>
-        </w:rPr>
-        <w:t xml:space="preserve"> </w:t>
+        <w:t xml:space="preserve">3. Nobel Prize. Chemistry 1918 (Fritz Haber). </w:t>
       </w:r>
       <w:hyperlink r:id="rId11">
         <w:r>
           <w:rPr>
-            <w:rFonts w:ascii="Calibri" w:hAnsi="Calibri" w:eastAsia="Calibri"/>
-            <w:b w:val="0"/>
-            <w:i w:val="0"/>
-            <w:sz w:val="22"/>
-            <w:color w:val="0563C1"/>
-            <w:u w:val="single"/>
+            <w:sz w:val="20"/>
           </w:rPr>
           <w:t>https://www.nobelprize.org/prizes/chemistry/1918/summary/</w:t>
         </w:r>
       </w:hyperlink>
-    </w:p>
-    <w:p>
-      <w:pPr>
-        <w:keepNext/>
-        <w:spacing w:before="240" w:after="120"/>
-      </w:pPr>
       <w:r>
         <w:rPr>
-          <w:rFonts w:ascii="Calibri" w:hAnsi="Calibri" w:eastAsia="Calibri"/>
-          <w:b/>
-          <w:i w:val="0"/>
-          <w:color w:val="004E8C"/>
-          <w:sz w:val="24"/>
+          <w:sz w:val="20"/>
         </w:rPr>
-        <w:t>F. Onlayn mühazirələr və maarifləndirici silsilələr</w:t>
       </w:r>
     </w:p>
     <w:p>
       <w:pPr>
-        <w:spacing w:after="80"/>
-        <w:ind w:left="360"/>
+        <w:pStyle w:val="Heading2"/>
+        <w:widowControl/>
       </w:pPr>
       <w:r>
         <w:rPr>
-          <w:rFonts w:ascii="Calibri" w:hAnsi="Calibri" w:eastAsia="Calibri"/>
-          <w:b w:val="0"/>
-          <w:i w:val="0"/>
-          <w:sz w:val="22"/>
+          <w:sz w:val="20"/>
         </w:rPr>
-        <w:t>1. PBS American Experience. “The Man Who Tried to Feed the World” (“Dünyanı doyurmağa çalışan insan”) — Norman Borlouq və Yaşıl inqilab haqqında.</w:t>
+        <w:t>F Onlayn mühazirələr və tədris silsilələri</w:t>
       </w:r>
+    </w:p>
+    <w:p>
+      <w:pPr>
+        <w:widowControl/>
+      </w:pPr>
       <w:r>
         <w:rPr>
-          <w:rFonts w:ascii="Calibri" w:hAnsi="Calibri" w:eastAsia="Calibri"/>
-          <w:b w:val="0"/>
-          <w:i w:val="0"/>
-          <w:sz w:val="22"/>
+          <w:sz w:val="20"/>
         </w:rPr>
-        <w:t xml:space="preserve"> </w:t>
+        <w:t xml:space="preserve">1. PBS American Experience. 'The Man Who Tried to Feed the World' (Norman Borlaug / Green Revolution context). </w:t>
       </w:r>
       <w:hyperlink r:id="rId12">
         <w:r>
           <w:rPr>
-            <w:rFonts w:ascii="Calibri" w:hAnsi="Calibri" w:eastAsia="Calibri"/>
-            <w:b w:val="0"/>
-            <w:i w:val="0"/>
-            <w:sz w:val="22"/>
-            <w:color w:val="0563C1"/>
-            <w:u w:val="single"/>
+            <w:sz w:val="20"/>
           </w:rPr>
           <w:t>https://www.pbs.org/wgbh/americanexperience/films/man-who-tried-to-feed-the-world/</w:t>
         </w:r>
       </w:hyperlink>
-    </w:p>
-    <w:p>
-      <w:pPr>
-        <w:keepNext/>
-        <w:spacing w:before="240" w:after="120"/>
-      </w:pPr>
       <w:r>
         <w:rPr>
-          <w:rFonts w:ascii="Calibri" w:hAnsi="Calibri" w:eastAsia="Calibri"/>
-          <w:b/>
-          <w:i w:val="0"/>
-          <w:color w:val="004E8C"/>
-          <w:sz w:val="24"/>
+          <w:sz w:val="20"/>
         </w:rPr>
-        <w:t>H. Peşəkar cəmiyyətlər və standartlaşdırma qurumları</w:t>
       </w:r>
     </w:p>
     <w:p>
       <w:pPr>
-        <w:spacing w:after="80"/>
-        <w:ind w:left="360"/>
+        <w:pStyle w:val="Heading2"/>
+        <w:widowControl/>
       </w:pPr>
       <w:r>
         <w:rPr>
-          <w:rFonts w:ascii="Calibri" w:hAnsi="Calibri" w:eastAsia="Calibri"/>
-          <w:b w:val="0"/>
-          <w:i w:val="0"/>
-          <w:sz w:val="22"/>
+          <w:sz w:val="20"/>
         </w:rPr>
-        <w:t>1. Royal Society of Chemistry. “The Haber process” (“Haber prosesi”) — tədris materialı.</w:t>
+        <w:t>H Peşə birlikləri və standartlaşdırma qurumları</w:t>
       </w:r>
+    </w:p>
+    <w:p>
+      <w:pPr>
+        <w:widowControl/>
+      </w:pPr>
       <w:r>
         <w:rPr>
-          <w:rFonts w:ascii="Calibri" w:hAnsi="Calibri" w:eastAsia="Calibri"/>
-          <w:b w:val="0"/>
-          <w:i w:val="0"/>
-          <w:sz w:val="22"/>
+          <w:sz w:val="20"/>
         </w:rPr>
-        <w:t xml:space="preserve"> </w:t>
+        <w:t xml:space="preserve">1. Royal Society of Chemistry. 'The Haber process' (education resource). </w:t>
       </w:r>
       <w:hyperlink r:id="rId13">
         <w:r>
           <w:rPr>
-            <w:rFonts w:ascii="Calibri" w:hAnsi="Calibri" w:eastAsia="Calibri"/>
-            <w:b w:val="0"/>
-            <w:i w:val="0"/>
-            <w:sz w:val="22"/>
-            <w:color w:val="0563C1"/>
-            <w:u w:val="single"/>
+            <w:sz w:val="20"/>
           </w:rPr>
           <w:t>https://edu.rsc.org/resources/the-haber-process/2213.article</w:t>
         </w:r>
       </w:hyperlink>
+      <w:r>
+        <w:rPr>
+          <w:sz w:val="20"/>
+        </w:rPr>
+      </w:r>
     </w:p>
     <w:sectPr>
-      <w:pgSz w:w="12240" w:h="15840"/>
-      <w:pgMar w:top="1296" w:right="1440" w:bottom="1296" w:left="1440" w:header="720" w:footer="720" w:gutter="0"/>
+      <w:footerReference w:type="default" r:id="rId14"/>
+      <w:pgSz w:w="11906" w:h="16838"/>
+      <w:pgMar w:top="1020" w:right="1134" w:bottom="1020" w:left="1134" w:header="720" w:footer="720" w:gutter="0"/>
       <w:cols w:space="720"/>
       <w:docGrid w:linePitch="360"/>
     </w:sectPr>
   </w:body>
 </w:document>
+</file>
+
+<file path=word/footer1.xml><?xml version="1.0" encoding="utf-8"?>
+<w:ftr xmlns:m="http://schemas.openxmlformats.org/officeDocument/2006/math" xmlns:mc="http://schemas.openxmlformats.org/markup-compatibility/2006" xmlns:mo="http://schemas.microsoft.com/office/mac/office/2008/main" xmlns:mv="urn:schemas-microsoft-com:mac:vml" xmlns:o="urn:schemas-microsoft-com:office:office" xmlns:r="http://schemas.openxmlformats.org/officeDocument/2006/relationships" xmlns:v="urn:schemas-microsoft-com:vml" xmlns:w10="urn:schemas-microsoft-com:office:word" xmlns:w14="http://schemas.microsoft.com/office/word/2010/wordml" xmlns:w="http://schemas.openxmlformats.org/wordprocessingml/2006/main" xmlns:wne="http://schemas.microsoft.com/office/word/2006/wordml" xmlns:wp14="http://schemas.microsoft.com/office/word/2010/wordprocessingDrawing" xmlns:wp="http://schemas.openxmlformats.org/drawingml/2006/wordprocessingDrawing" xmlns:wpc="http://schemas.microsoft.com/office/word/2010/wordprocessingCanvas" xmlns:wpg="http://schemas.microsoft.com/office/word/2010/wordprocessingGroup" xmlns:wpi="http://schemas.microsoft.com/office/word/2010/wordprocessingInk" xmlns:wps="http://schemas.microsoft.com/office/word/2010/wordprocessingShape" mc:Ignorable="w14 wp14">
+  <w:p>
+    <w:pPr>
+      <w:pStyle w:val="Footer"/>
+      <w:jc w:val="right"/>
+    </w:pPr>
+    <w:fldSimple w:instr="PAGE"/>
+  </w:p>
+</w:ftr>
 </file>
 
 <file path=word/numbering.xml><?xml version="1.0" encoding="utf-8"?>
@@ -825,7 +618,7 @@
   <w:docDefaults>
     <w:rPrDefault>
       <w:rPr>
-        <w:rFonts w:asciiTheme="minorHAnsi" w:eastAsiaTheme="minorEastAsia" w:hAnsiTheme="minorHAnsi" w:cstheme="minorBidi"/>
+        <w:rFonts/>
         <w:sz w:val="22"/>
         <w:szCs w:val="22"/>
         <w:lang w:val="en-US" w:eastAsia="en-US" w:bidi="ar-SA"/>
@@ -980,6 +773,15 @@
     <w:name w:val="Normal"/>
     <w:qFormat/>
     <w:rsid w:val="00FC693F"/>
+    <w:pPr>
+      <w:spacing w:after="120" w:line="259" w:lineRule="auto"/>
+    </w:pPr>
+    <w:rPr>
+      <w:rFonts w:ascii="Times New Roman" w:hAnsi="Times New Roman"/>
+      <w:color w:val="000000"/>
+      <w:sz w:val="24"/>
+      <w:lang w:val="az-Latn-AZ"/>
+    </w:rPr>
   </w:style>
   <w:style w:type="paragraph" w:styleId="Header">
     <w:name w:val="header"/>
@@ -1036,16 +838,17 @@
     <w:pPr>
       <w:keepNext/>
       <w:keepLines/>
-      <w:spacing w:before="480" w:after="0"/>
+      <w:spacing w:before="480" w:after="120" w:line="259" w:lineRule="auto"/>
       <w:outlineLvl w:val="0"/>
     </w:pPr>
     <w:rPr>
-      <w:rFonts w:asciiTheme="majorHAnsi" w:eastAsiaTheme="majorEastAsia" w:hAnsiTheme="majorHAnsi" w:cstheme="majorBidi"/>
+      <w:rFonts w:ascii="Times New Roman" w:hAnsi="Times New Roman"/>
       <w:b/>
       <w:bCs/>
-      <w:color w:val="365F91" w:themeColor="accent1" w:themeShade="BF"/>
-      <w:sz w:val="28"/>
+      <w:color w:val="000000"/>
+      <w:sz w:val="26"/>
       <w:szCs w:val="28"/>
+      <w:lang w:val="az-Latn-AZ"/>
     </w:rPr>
   </w:style>
   <w:style w:type="paragraph" w:styleId="Heading2">
@@ -1060,16 +863,17 @@
     <w:pPr>
       <w:keepNext/>
       <w:keepLines/>
-      <w:spacing w:before="200" w:after="0"/>
+      <w:spacing w:before="200" w:after="120" w:line="259" w:lineRule="auto"/>
       <w:outlineLvl w:val="1"/>
     </w:pPr>
     <w:rPr>
-      <w:rFonts w:asciiTheme="majorHAnsi" w:eastAsiaTheme="majorEastAsia" w:hAnsiTheme="majorHAnsi" w:cstheme="majorBidi"/>
+      <w:rFonts w:ascii="Times New Roman" w:hAnsi="Times New Roman"/>
       <w:b/>
       <w:bCs/>
-      <w:color w:val="4F81BD" w:themeColor="accent1"/>
+      <w:color w:val="000000"/>
       <w:sz w:val="26"/>
       <w:szCs w:val="26"/>
+      <w:lang w:val="az-Latn-AZ"/>
     </w:rPr>
   </w:style>
   <w:style w:type="paragraph" w:styleId="Heading3">
@@ -1088,7 +892,7 @@
       <w:outlineLvl w:val="2"/>
     </w:pPr>
     <w:rPr>
-      <w:rFonts w:asciiTheme="majorHAnsi" w:eastAsiaTheme="majorEastAsia" w:hAnsiTheme="majorHAnsi" w:cstheme="majorBidi"/>
+      <w:rFonts/>
       <w:b/>
       <w:bCs/>
       <w:color w:val="4F81BD" w:themeColor="accent1"/>
@@ -1111,7 +915,7 @@
       <w:outlineLvl w:val="3"/>
     </w:pPr>
     <w:rPr>
-      <w:rFonts w:asciiTheme="majorHAnsi" w:eastAsiaTheme="majorEastAsia" w:hAnsiTheme="majorHAnsi" w:cstheme="majorBidi"/>
+      <w:rFonts/>
       <w:b/>
       <w:bCs/>
       <w:i/>
@@ -1136,7 +940,7 @@
       <w:outlineLvl w:val="4"/>
     </w:pPr>
     <w:rPr>
-      <w:rFonts w:asciiTheme="majorHAnsi" w:eastAsiaTheme="majorEastAsia" w:hAnsiTheme="majorHAnsi" w:cstheme="majorBidi"/>
+      <w:rFonts/>
       <w:color w:val="243F60" w:themeColor="accent1" w:themeShade="7F"/>
     </w:rPr>
   </w:style>
@@ -1157,7 +961,7 @@
       <w:outlineLvl w:val="5"/>
     </w:pPr>
     <w:rPr>
-      <w:rFonts w:asciiTheme="majorHAnsi" w:eastAsiaTheme="majorEastAsia" w:hAnsiTheme="majorHAnsi" w:cstheme="majorBidi"/>
+      <w:rFonts/>
       <w:i/>
       <w:iCs/>
       <w:color w:val="243F60" w:themeColor="accent1" w:themeShade="7F"/>
@@ -1180,7 +984,7 @@
       <w:outlineLvl w:val="6"/>
     </w:pPr>
     <w:rPr>
-      <w:rFonts w:asciiTheme="majorHAnsi" w:eastAsiaTheme="majorEastAsia" w:hAnsiTheme="majorHAnsi" w:cstheme="majorBidi"/>
+      <w:rFonts/>
       <w:i/>
       <w:iCs/>
       <w:color w:val="404040" w:themeColor="text1" w:themeTint="BF"/>
@@ -1203,7 +1007,7 @@
       <w:outlineLvl w:val="7"/>
     </w:pPr>
     <w:rPr>
-      <w:rFonts w:asciiTheme="majorHAnsi" w:eastAsiaTheme="majorEastAsia" w:hAnsiTheme="majorHAnsi" w:cstheme="majorBidi"/>
+      <w:rFonts/>
       <w:color w:val="4F81BD" w:themeColor="accent1"/>
       <w:sz w:val="20"/>
       <w:szCs w:val="20"/>
@@ -1226,7 +1030,7 @@
       <w:outlineLvl w:val="8"/>
     </w:pPr>
     <w:rPr>
-      <w:rFonts w:asciiTheme="majorHAnsi" w:eastAsiaTheme="majorEastAsia" w:hAnsiTheme="majorHAnsi" w:cstheme="majorBidi"/>
+      <w:rFonts/>
       <w:i/>
       <w:iCs/>
       <w:color w:val="404040" w:themeColor="text1" w:themeTint="BF"/>
@@ -1277,7 +1081,7 @@
     <w:uiPriority w:val="9"/>
     <w:rsid w:val="00FC693F"/>
     <w:rPr>
-      <w:rFonts w:asciiTheme="majorHAnsi" w:eastAsiaTheme="majorEastAsia" w:hAnsiTheme="majorHAnsi" w:cstheme="majorBidi"/>
+      <w:rFonts/>
       <w:b/>
       <w:bCs/>
       <w:color w:val="365F91" w:themeColor="accent1" w:themeShade="BF"/>
@@ -1292,7 +1096,7 @@
     <w:uiPriority w:val="9"/>
     <w:rsid w:val="00FC693F"/>
     <w:rPr>
-      <w:rFonts w:asciiTheme="majorHAnsi" w:eastAsiaTheme="majorEastAsia" w:hAnsiTheme="majorHAnsi" w:cstheme="majorBidi"/>
+      <w:rFonts/>
       <w:b/>
       <w:bCs/>
       <w:color w:val="4F81BD" w:themeColor="accent1"/>
@@ -1307,7 +1111,7 @@
     <w:uiPriority w:val="9"/>
     <w:rsid w:val="00FC693F"/>
     <w:rPr>
-      <w:rFonts w:asciiTheme="majorHAnsi" w:eastAsiaTheme="majorEastAsia" w:hAnsiTheme="majorHAnsi" w:cstheme="majorBidi"/>
+      <w:rFonts/>
       <w:b/>
       <w:bCs/>
       <w:color w:val="4F81BD" w:themeColor="accent1"/>
@@ -1322,19 +1126,17 @@
     <w:qFormat/>
     <w:rsid w:val="00FC693F"/>
     <w:pPr>
-      <w:pBdr>
-        <w:bottom w:val="single" w:sz="8" w:space="4" w:color="4F81BD" w:themeColor="accent1"/>
-      </w:pBdr>
-      <w:spacing w:after="300" w:line="240" w:lineRule="auto"/>
+      <w:spacing w:after="120" w:line="259" w:lineRule="auto"/>
       <w:contextualSpacing/>
     </w:pPr>
     <w:rPr>
-      <w:rFonts w:asciiTheme="majorHAnsi" w:eastAsiaTheme="majorEastAsia" w:hAnsiTheme="majorHAnsi" w:cstheme="majorBidi"/>
-      <w:color w:val="17365D" w:themeColor="text2" w:themeShade="BF"/>
+      <w:rFonts w:ascii="Times New Roman" w:hAnsi="Times New Roman"/>
+      <w:color w:val="000000"/>
       <w:spacing w:val="5"/>
       <w:kern w:val="28"/>
-      <w:sz w:val="52"/>
+      <w:sz w:val="40"/>
       <w:szCs w:val="52"/>
+      <w:lang w:val="az-Latn-AZ"/>
     </w:rPr>
   </w:style>
   <w:style w:type="character" w:customStyle="1" w:styleId="TitleChar">
@@ -1344,7 +1146,7 @@
     <w:uiPriority w:val="10"/>
     <w:rsid w:val="00FC693F"/>
     <w:rPr>
-      <w:rFonts w:asciiTheme="majorHAnsi" w:eastAsiaTheme="majorEastAsia" w:hAnsiTheme="majorHAnsi" w:cstheme="majorBidi"/>
+      <w:rFonts/>
       <w:color w:val="17365D" w:themeColor="text2" w:themeShade="BF"/>
       <w:spacing w:val="5"/>
       <w:kern w:val="28"/>
@@ -1366,7 +1168,7 @@
       </w:numPr>
     </w:pPr>
     <w:rPr>
-      <w:rFonts w:asciiTheme="majorHAnsi" w:eastAsiaTheme="majorEastAsia" w:hAnsiTheme="majorHAnsi" w:cstheme="majorBidi"/>
+      <w:rFonts/>
       <w:i/>
       <w:iCs/>
       <w:color w:val="4F81BD" w:themeColor="accent1"/>
@@ -1382,7 +1184,7 @@
     <w:uiPriority w:val="11"/>
     <w:rsid w:val="00FC693F"/>
     <w:rPr>
-      <w:rFonts w:asciiTheme="majorHAnsi" w:eastAsiaTheme="majorEastAsia" w:hAnsiTheme="majorHAnsi" w:cstheme="majorBidi"/>
+      <w:rFonts/>
       <w:i/>
       <w:iCs/>
       <w:color w:val="4F81BD" w:themeColor="accent1"/>
@@ -1507,8 +1309,15 @@
       <w:numPr>
         <w:numId w:val="1"/>
       </w:numPr>
+      <w:spacing w:after="120" w:line="259" w:lineRule="auto"/>
       <w:contextualSpacing/>
     </w:pPr>
+    <w:rPr>
+      <w:rFonts w:ascii="Times New Roman" w:hAnsi="Times New Roman"/>
+      <w:color w:val="000000"/>
+      <w:sz w:val="24"/>
+      <w:lang w:val="az-Latn-AZ"/>
+    </w:rPr>
   </w:style>
   <w:style w:type="paragraph" w:styleId="ListBullet2">
     <w:name w:val="List Bullet 2"/>
@@ -1680,7 +1489,7 @@
     <w:semiHidden/>
     <w:rsid w:val="00FC693F"/>
     <w:rPr>
-      <w:rFonts w:asciiTheme="majorHAnsi" w:eastAsiaTheme="majorEastAsia" w:hAnsiTheme="majorHAnsi" w:cstheme="majorBidi"/>
+      <w:rFonts/>
       <w:b/>
       <w:bCs/>
       <w:i/>
@@ -1696,7 +1505,7 @@
     <w:semiHidden/>
     <w:rsid w:val="00FC693F"/>
     <w:rPr>
-      <w:rFonts w:asciiTheme="majorHAnsi" w:eastAsiaTheme="majorEastAsia" w:hAnsiTheme="majorHAnsi" w:cstheme="majorBidi"/>
+      <w:rFonts/>
       <w:color w:val="243F60" w:themeColor="accent1" w:themeShade="7F"/>
     </w:rPr>
   </w:style>
@@ -1708,7 +1517,7 @@
     <w:semiHidden/>
     <w:rsid w:val="00FC693F"/>
     <w:rPr>
-      <w:rFonts w:asciiTheme="majorHAnsi" w:eastAsiaTheme="majorEastAsia" w:hAnsiTheme="majorHAnsi" w:cstheme="majorBidi"/>
+      <w:rFonts/>
       <w:i/>
       <w:iCs/>
       <w:color w:val="243F60" w:themeColor="accent1" w:themeShade="7F"/>
@@ -1722,7 +1531,7 @@
     <w:semiHidden/>
     <w:rsid w:val="00FC693F"/>
     <w:rPr>
-      <w:rFonts w:asciiTheme="majorHAnsi" w:eastAsiaTheme="majorEastAsia" w:hAnsiTheme="majorHAnsi" w:cstheme="majorBidi"/>
+      <w:rFonts/>
       <w:i/>
       <w:iCs/>
       <w:color w:val="404040" w:themeColor="text1" w:themeTint="BF"/>
@@ -1736,7 +1545,7 @@
     <w:semiHidden/>
     <w:rsid w:val="00FC693F"/>
     <w:rPr>
-      <w:rFonts w:asciiTheme="majorHAnsi" w:eastAsiaTheme="majorEastAsia" w:hAnsiTheme="majorHAnsi" w:cstheme="majorBidi"/>
+      <w:rFonts/>
       <w:color w:val="4F81BD" w:themeColor="accent1"/>
       <w:sz w:val="20"/>
       <w:szCs w:val="20"/>
@@ -1750,7 +1559,7 @@
     <w:semiHidden/>
     <w:rsid w:val="00FC693F"/>
     <w:rPr>
-      <w:rFonts w:asciiTheme="majorHAnsi" w:eastAsiaTheme="majorEastAsia" w:hAnsiTheme="majorHAnsi" w:cstheme="majorBidi"/>
+      <w:rFonts/>
       <w:i/>
       <w:iCs/>
       <w:color w:val="404040" w:themeColor="text1" w:themeTint="BF"/>
@@ -1809,9 +1618,6 @@
     <w:qFormat/>
     <w:rsid w:val="00FC693F"/>
     <w:pPr>
-      <w:pBdr>
-        <w:bottom w:val="single" w:sz="4" w:space="4" w:color="4F81BD" w:themeColor="accent1"/>
-      </w:pBdr>
       <w:spacing w:before="200" w:after="280"/>
       <w:ind w:left="936" w:right="936"/>
     </w:pPr>
@@ -3339,7 +3145,7 @@
         <w:spacing w:before="0" w:after="0" w:line="240" w:lineRule="auto"/>
       </w:pPr>
       <w:rPr>
-        <w:rFonts w:asciiTheme="majorHAnsi" w:eastAsiaTheme="majorEastAsia" w:hAnsiTheme="majorHAnsi" w:cstheme="majorBidi"/>
+        <w:rFonts/>
         <w:b/>
         <w:bCs/>
       </w:rPr>
@@ -3360,7 +3166,7 @@
         <w:spacing w:before="0" w:after="0" w:line="240" w:lineRule="auto"/>
       </w:pPr>
       <w:rPr>
-        <w:rFonts w:asciiTheme="majorHAnsi" w:eastAsiaTheme="majorEastAsia" w:hAnsiTheme="majorHAnsi" w:cstheme="majorBidi"/>
+        <w:rFonts/>
         <w:b/>
         <w:bCs/>
       </w:rPr>
@@ -3378,14 +3184,14 @@
     </w:tblStylePr>
     <w:tblStylePr w:type="firstCol">
       <w:rPr>
-        <w:rFonts w:asciiTheme="majorHAnsi" w:eastAsiaTheme="majorEastAsia" w:hAnsiTheme="majorHAnsi" w:cstheme="majorBidi"/>
+        <w:rFonts/>
         <w:b/>
         <w:bCs/>
       </w:rPr>
     </w:tblStylePr>
     <w:tblStylePr w:type="lastCol">
       <w:rPr>
-        <w:rFonts w:asciiTheme="majorHAnsi" w:eastAsiaTheme="majorEastAsia" w:hAnsiTheme="majorHAnsi" w:cstheme="majorBidi"/>
+        <w:rFonts/>
         <w:b/>
         <w:bCs/>
       </w:rPr>
@@ -3469,7 +3275,7 @@
         <w:spacing w:before="0" w:after="0" w:line="240" w:lineRule="auto"/>
       </w:pPr>
       <w:rPr>
-        <w:rFonts w:asciiTheme="majorHAnsi" w:eastAsiaTheme="majorEastAsia" w:hAnsiTheme="majorHAnsi" w:cstheme="majorBidi"/>
+        <w:rFonts/>
         <w:b/>
         <w:bCs/>
       </w:rPr>
@@ -3490,7 +3296,7 @@
         <w:spacing w:before="0" w:after="0" w:line="240" w:lineRule="auto"/>
       </w:pPr>
       <w:rPr>
-        <w:rFonts w:asciiTheme="majorHAnsi" w:eastAsiaTheme="majorEastAsia" w:hAnsiTheme="majorHAnsi" w:cstheme="majorBidi"/>
+        <w:rFonts/>
         <w:b/>
         <w:bCs/>
       </w:rPr>
@@ -3508,14 +3314,14 @@
     </w:tblStylePr>
     <w:tblStylePr w:type="firstCol">
       <w:rPr>
-        <w:rFonts w:asciiTheme="majorHAnsi" w:eastAsiaTheme="majorEastAsia" w:hAnsiTheme="majorHAnsi" w:cstheme="majorBidi"/>
+        <w:rFonts/>
         <w:b/>
         <w:bCs/>
       </w:rPr>
     </w:tblStylePr>
     <w:tblStylePr w:type="lastCol">
       <w:rPr>
-        <w:rFonts w:asciiTheme="majorHAnsi" w:eastAsiaTheme="majorEastAsia" w:hAnsiTheme="majorHAnsi" w:cstheme="majorBidi"/>
+        <w:rFonts/>
         <w:b/>
         <w:bCs/>
       </w:rPr>
@@ -3599,7 +3405,7 @@
         <w:spacing w:before="0" w:after="0" w:line="240" w:lineRule="auto"/>
       </w:pPr>
       <w:rPr>
-        <w:rFonts w:asciiTheme="majorHAnsi" w:eastAsiaTheme="majorEastAsia" w:hAnsiTheme="majorHAnsi" w:cstheme="majorBidi"/>
+        <w:rFonts/>
         <w:b/>
         <w:bCs/>
       </w:rPr>
@@ -3620,7 +3426,7 @@
         <w:spacing w:before="0" w:after="0" w:line="240" w:lineRule="auto"/>
       </w:pPr>
       <w:rPr>
-        <w:rFonts w:asciiTheme="majorHAnsi" w:eastAsiaTheme="majorEastAsia" w:hAnsiTheme="majorHAnsi" w:cstheme="majorBidi"/>
+        <w:rFonts/>
         <w:b/>
         <w:bCs/>
       </w:rPr>
@@ -3638,14 +3444,14 @@
     </w:tblStylePr>
     <w:tblStylePr w:type="firstCol">
       <w:rPr>
-        <w:rFonts w:asciiTheme="majorHAnsi" w:eastAsiaTheme="majorEastAsia" w:hAnsiTheme="majorHAnsi" w:cstheme="majorBidi"/>
+        <w:rFonts/>
         <w:b/>
         <w:bCs/>
       </w:rPr>
     </w:tblStylePr>
     <w:tblStylePr w:type="lastCol">
       <w:rPr>
-        <w:rFonts w:asciiTheme="majorHAnsi" w:eastAsiaTheme="majorEastAsia" w:hAnsiTheme="majorHAnsi" w:cstheme="majorBidi"/>
+        <w:rFonts/>
         <w:b/>
         <w:bCs/>
       </w:rPr>
@@ -3729,7 +3535,7 @@
         <w:spacing w:before="0" w:after="0" w:line="240" w:lineRule="auto"/>
       </w:pPr>
       <w:rPr>
-        <w:rFonts w:asciiTheme="majorHAnsi" w:eastAsiaTheme="majorEastAsia" w:hAnsiTheme="majorHAnsi" w:cstheme="majorBidi"/>
+        <w:rFonts/>
         <w:b/>
         <w:bCs/>
       </w:rPr>
@@ -3750,7 +3556,7 @@
         <w:spacing w:before="0" w:after="0" w:line="240" w:lineRule="auto"/>
       </w:pPr>
       <w:rPr>
-        <w:rFonts w:asciiTheme="majorHAnsi" w:eastAsiaTheme="majorEastAsia" w:hAnsiTheme="majorHAnsi" w:cstheme="majorBidi"/>
+        <w:rFonts/>
         <w:b/>
         <w:bCs/>
       </w:rPr>
@@ -3768,14 +3574,14 @@
     </w:tblStylePr>
     <w:tblStylePr w:type="firstCol">
       <w:rPr>
-        <w:rFonts w:asciiTheme="majorHAnsi" w:eastAsiaTheme="majorEastAsia" w:hAnsiTheme="majorHAnsi" w:cstheme="majorBidi"/>
+        <w:rFonts/>
         <w:b/>
         <w:bCs/>
       </w:rPr>
     </w:tblStylePr>
     <w:tblStylePr w:type="lastCol">
       <w:rPr>
-        <w:rFonts w:asciiTheme="majorHAnsi" w:eastAsiaTheme="majorEastAsia" w:hAnsiTheme="majorHAnsi" w:cstheme="majorBidi"/>
+        <w:rFonts/>
         <w:b/>
         <w:bCs/>
       </w:rPr>
@@ -3859,7 +3665,7 @@
         <w:spacing w:before="0" w:after="0" w:line="240" w:lineRule="auto"/>
       </w:pPr>
       <w:rPr>
-        <w:rFonts w:asciiTheme="majorHAnsi" w:eastAsiaTheme="majorEastAsia" w:hAnsiTheme="majorHAnsi" w:cstheme="majorBidi"/>
+        <w:rFonts/>
         <w:b/>
         <w:bCs/>
       </w:rPr>
@@ -3880,7 +3686,7 @@
         <w:spacing w:before="0" w:after="0" w:line="240" w:lineRule="auto"/>
       </w:pPr>
       <w:rPr>
-        <w:rFonts w:asciiTheme="majorHAnsi" w:eastAsiaTheme="majorEastAsia" w:hAnsiTheme="majorHAnsi" w:cstheme="majorBidi"/>
+        <w:rFonts/>
         <w:b/>
         <w:bCs/>
       </w:rPr>
@@ -3898,14 +3704,14 @@
     </w:tblStylePr>
     <w:tblStylePr w:type="firstCol">
       <w:rPr>
-        <w:rFonts w:asciiTheme="majorHAnsi" w:eastAsiaTheme="majorEastAsia" w:hAnsiTheme="majorHAnsi" w:cstheme="majorBidi"/>
+        <w:rFonts/>
         <w:b/>
         <w:bCs/>
       </w:rPr>
     </w:tblStylePr>
     <w:tblStylePr w:type="lastCol">
       <w:rPr>
-        <w:rFonts w:asciiTheme="majorHAnsi" w:eastAsiaTheme="majorEastAsia" w:hAnsiTheme="majorHAnsi" w:cstheme="majorBidi"/>
+        <w:rFonts/>
         <w:b/>
         <w:bCs/>
       </w:rPr>
@@ -3989,7 +3795,7 @@
         <w:spacing w:before="0" w:after="0" w:line="240" w:lineRule="auto"/>
       </w:pPr>
       <w:rPr>
-        <w:rFonts w:asciiTheme="majorHAnsi" w:eastAsiaTheme="majorEastAsia" w:hAnsiTheme="majorHAnsi" w:cstheme="majorBidi"/>
+        <w:rFonts/>
         <w:b/>
         <w:bCs/>
       </w:rPr>
@@ -4010,7 +3816,7 @@
         <w:spacing w:before="0" w:after="0" w:line="240" w:lineRule="auto"/>
       </w:pPr>
       <w:rPr>
-        <w:rFonts w:asciiTheme="majorHAnsi" w:eastAsiaTheme="majorEastAsia" w:hAnsiTheme="majorHAnsi" w:cstheme="majorBidi"/>
+        <w:rFonts/>
         <w:b/>
         <w:bCs/>
       </w:rPr>
@@ -4028,14 +3834,14 @@
     </w:tblStylePr>
     <w:tblStylePr w:type="firstCol">
       <w:rPr>
-        <w:rFonts w:asciiTheme="majorHAnsi" w:eastAsiaTheme="majorEastAsia" w:hAnsiTheme="majorHAnsi" w:cstheme="majorBidi"/>
+        <w:rFonts/>
         <w:b/>
         <w:bCs/>
       </w:rPr>
     </w:tblStylePr>
     <w:tblStylePr w:type="lastCol">
       <w:rPr>
-        <w:rFonts w:asciiTheme="majorHAnsi" w:eastAsiaTheme="majorEastAsia" w:hAnsiTheme="majorHAnsi" w:cstheme="majorBidi"/>
+        <w:rFonts/>
         <w:b/>
         <w:bCs/>
       </w:rPr>
@@ -4119,7 +3925,7 @@
         <w:spacing w:before="0" w:after="0" w:line="240" w:lineRule="auto"/>
       </w:pPr>
       <w:rPr>
-        <w:rFonts w:asciiTheme="majorHAnsi" w:eastAsiaTheme="majorEastAsia" w:hAnsiTheme="majorHAnsi" w:cstheme="majorBidi"/>
+        <w:rFonts/>
         <w:b/>
         <w:bCs/>
       </w:rPr>
@@ -4140,7 +3946,7 @@
         <w:spacing w:before="0" w:after="0" w:line="240" w:lineRule="auto"/>
       </w:pPr>
       <w:rPr>
-        <w:rFonts w:asciiTheme="majorHAnsi" w:eastAsiaTheme="majorEastAsia" w:hAnsiTheme="majorHAnsi" w:cstheme="majorBidi"/>
+        <w:rFonts/>
         <w:b/>
         <w:bCs/>
       </w:rPr>
@@ -4158,14 +3964,14 @@
     </w:tblStylePr>
     <w:tblStylePr w:type="firstCol">
       <w:rPr>
-        <w:rFonts w:asciiTheme="majorHAnsi" w:eastAsiaTheme="majorEastAsia" w:hAnsiTheme="majorHAnsi" w:cstheme="majorBidi"/>
+        <w:rFonts/>
         <w:b/>
         <w:bCs/>
       </w:rPr>
     </w:tblStylePr>
     <w:tblStylePr w:type="lastCol">
       <w:rPr>
-        <w:rFonts w:asciiTheme="majorHAnsi" w:eastAsiaTheme="majorEastAsia" w:hAnsiTheme="majorHAnsi" w:cstheme="majorBidi"/>
+        <w:rFonts/>
         <w:b/>
         <w:bCs/>
       </w:rPr>
@@ -6030,7 +5836,7 @@
     </w:tblPr>
     <w:tblStylePr w:type="firstRow">
       <w:rPr>
-        <w:rFonts w:asciiTheme="majorHAnsi" w:eastAsiaTheme="majorEastAsia" w:hAnsiTheme="majorHAnsi" w:cstheme="majorBidi"/>
+        <w:rFonts/>
       </w:rPr>
       <w:tblPr/>
       <w:tcPr>
@@ -6114,7 +5920,7 @@
     </w:tblPr>
     <w:tblStylePr w:type="firstRow">
       <w:rPr>
-        <w:rFonts w:asciiTheme="majorHAnsi" w:eastAsiaTheme="majorEastAsia" w:hAnsiTheme="majorHAnsi" w:cstheme="majorBidi"/>
+        <w:rFonts/>
       </w:rPr>
       <w:tblPr/>
       <w:tcPr>
@@ -6198,7 +6004,7 @@
     </w:tblPr>
     <w:tblStylePr w:type="firstRow">
       <w:rPr>
-        <w:rFonts w:asciiTheme="majorHAnsi" w:eastAsiaTheme="majorEastAsia" w:hAnsiTheme="majorHAnsi" w:cstheme="majorBidi"/>
+        <w:rFonts/>
       </w:rPr>
       <w:tblPr/>
       <w:tcPr>
@@ -6282,7 +6088,7 @@
     </w:tblPr>
     <w:tblStylePr w:type="firstRow">
       <w:rPr>
-        <w:rFonts w:asciiTheme="majorHAnsi" w:eastAsiaTheme="majorEastAsia" w:hAnsiTheme="majorHAnsi" w:cstheme="majorBidi"/>
+        <w:rFonts/>
       </w:rPr>
       <w:tblPr/>
       <w:tcPr>
@@ -6366,7 +6172,7 @@
     </w:tblPr>
     <w:tblStylePr w:type="firstRow">
       <w:rPr>
-        <w:rFonts w:asciiTheme="majorHAnsi" w:eastAsiaTheme="majorEastAsia" w:hAnsiTheme="majorHAnsi" w:cstheme="majorBidi"/>
+        <w:rFonts/>
       </w:rPr>
       <w:tblPr/>
       <w:tcPr>
@@ -6450,7 +6256,7 @@
     </w:tblPr>
     <w:tblStylePr w:type="firstRow">
       <w:rPr>
-        <w:rFonts w:asciiTheme="majorHAnsi" w:eastAsiaTheme="majorEastAsia" w:hAnsiTheme="majorHAnsi" w:cstheme="majorBidi"/>
+        <w:rFonts/>
       </w:rPr>
       <w:tblPr/>
       <w:tcPr>
@@ -6534,7 +6340,7 @@
     </w:tblPr>
     <w:tblStylePr w:type="firstRow">
       <w:rPr>
-        <w:rFonts w:asciiTheme="majorHAnsi" w:eastAsiaTheme="majorEastAsia" w:hAnsiTheme="majorHAnsi" w:cstheme="majorBidi"/>
+        <w:rFonts/>
       </w:rPr>
       <w:tblPr/>
       <w:tcPr>
@@ -6599,7 +6405,7 @@
       <w:spacing w:after="0" w:line="240" w:lineRule="auto"/>
     </w:pPr>
     <w:rPr>
-      <w:rFonts w:asciiTheme="majorHAnsi" w:eastAsiaTheme="majorEastAsia" w:hAnsiTheme="majorHAnsi" w:cstheme="majorBidi"/>
+      <w:rFonts/>
       <w:color w:val="000000" w:themeColor="text1"/>
     </w:rPr>
     <w:tblPr>
@@ -6727,7 +6533,7 @@
       <w:spacing w:after="0" w:line="240" w:lineRule="auto"/>
     </w:pPr>
     <w:rPr>
-      <w:rFonts w:asciiTheme="majorHAnsi" w:eastAsiaTheme="majorEastAsia" w:hAnsiTheme="majorHAnsi" w:cstheme="majorBidi"/>
+      <w:rFonts/>
       <w:color w:val="000000" w:themeColor="text1"/>
     </w:rPr>
     <w:tblPr>
@@ -6855,7 +6661,7 @@
       <w:spacing w:after="0" w:line="240" w:lineRule="auto"/>
     </w:pPr>
     <w:rPr>
-      <w:rFonts w:asciiTheme="majorHAnsi" w:eastAsiaTheme="majorEastAsia" w:hAnsiTheme="majorHAnsi" w:cstheme="majorBidi"/>
+      <w:rFonts/>
       <w:color w:val="000000" w:themeColor="text1"/>
     </w:rPr>
     <w:tblPr>
@@ -6983,7 +6789,7 @@
       <w:spacing w:after="0" w:line="240" w:lineRule="auto"/>
     </w:pPr>
     <w:rPr>
-      <w:rFonts w:asciiTheme="majorHAnsi" w:eastAsiaTheme="majorEastAsia" w:hAnsiTheme="majorHAnsi" w:cstheme="majorBidi"/>
+      <w:rFonts/>
       <w:color w:val="000000" w:themeColor="text1"/>
     </w:rPr>
     <w:tblPr>
@@ -7111,7 +6917,7 @@
       <w:spacing w:after="0" w:line="240" w:lineRule="auto"/>
     </w:pPr>
     <w:rPr>
-      <w:rFonts w:asciiTheme="majorHAnsi" w:eastAsiaTheme="majorEastAsia" w:hAnsiTheme="majorHAnsi" w:cstheme="majorBidi"/>
+      <w:rFonts/>
       <w:color w:val="000000" w:themeColor="text1"/>
     </w:rPr>
     <w:tblPr>
@@ -7239,7 +7045,7 @@
       <w:spacing w:after="0" w:line="240" w:lineRule="auto"/>
     </w:pPr>
     <w:rPr>
-      <w:rFonts w:asciiTheme="majorHAnsi" w:eastAsiaTheme="majorEastAsia" w:hAnsiTheme="majorHAnsi" w:cstheme="majorBidi"/>
+      <w:rFonts/>
       <w:color w:val="000000" w:themeColor="text1"/>
     </w:rPr>
     <w:tblPr>
@@ -7367,7 +7173,7 @@
       <w:spacing w:after="0" w:line="240" w:lineRule="auto"/>
     </w:pPr>
     <w:rPr>
-      <w:rFonts w:asciiTheme="majorHAnsi" w:eastAsiaTheme="majorEastAsia" w:hAnsiTheme="majorHAnsi" w:cstheme="majorBidi"/>
+      <w:rFonts/>
       <w:color w:val="000000" w:themeColor="text1"/>
     </w:rPr>
     <w:tblPr>
@@ -8006,7 +7812,7 @@
       <w:spacing w:after="0" w:line="240" w:lineRule="auto"/>
     </w:pPr>
     <w:rPr>
-      <w:rFonts w:asciiTheme="majorHAnsi" w:eastAsiaTheme="majorEastAsia" w:hAnsiTheme="majorHAnsi" w:cstheme="majorBidi"/>
+      <w:rFonts/>
       <w:color w:val="000000" w:themeColor="text1"/>
     </w:rPr>
     <w:tblPr>
@@ -8131,7 +7937,7 @@
       <w:spacing w:after="0" w:line="240" w:lineRule="auto"/>
     </w:pPr>
     <w:rPr>
-      <w:rFonts w:asciiTheme="majorHAnsi" w:eastAsiaTheme="majorEastAsia" w:hAnsiTheme="majorHAnsi" w:cstheme="majorBidi"/>
+      <w:rFonts/>
       <w:color w:val="000000" w:themeColor="text1"/>
     </w:rPr>
     <w:tblPr>
@@ -8256,7 +8062,7 @@
       <w:spacing w:after="0" w:line="240" w:lineRule="auto"/>
     </w:pPr>
     <w:rPr>
-      <w:rFonts w:asciiTheme="majorHAnsi" w:eastAsiaTheme="majorEastAsia" w:hAnsiTheme="majorHAnsi" w:cstheme="majorBidi"/>
+      <w:rFonts/>
       <w:color w:val="000000" w:themeColor="text1"/>
     </w:rPr>
     <w:tblPr>
@@ -8381,7 +8187,7 @@
       <w:spacing w:after="0" w:line="240" w:lineRule="auto"/>
     </w:pPr>
     <w:rPr>
-      <w:rFonts w:asciiTheme="majorHAnsi" w:eastAsiaTheme="majorEastAsia" w:hAnsiTheme="majorHAnsi" w:cstheme="majorBidi"/>
+      <w:rFonts/>
       <w:color w:val="000000" w:themeColor="text1"/>
     </w:rPr>
     <w:tblPr>
@@ -8506,7 +8312,7 @@
       <w:spacing w:after="0" w:line="240" w:lineRule="auto"/>
     </w:pPr>
     <w:rPr>
-      <w:rFonts w:asciiTheme="majorHAnsi" w:eastAsiaTheme="majorEastAsia" w:hAnsiTheme="majorHAnsi" w:cstheme="majorBidi"/>
+      <w:rFonts/>
       <w:color w:val="000000" w:themeColor="text1"/>
     </w:rPr>
     <w:tblPr>
@@ -8631,7 +8437,7 @@
       <w:spacing w:after="0" w:line="240" w:lineRule="auto"/>
     </w:pPr>
     <w:rPr>
-      <w:rFonts w:asciiTheme="majorHAnsi" w:eastAsiaTheme="majorEastAsia" w:hAnsiTheme="majorHAnsi" w:cstheme="majorBidi"/>
+      <w:rFonts/>
       <w:color w:val="000000" w:themeColor="text1"/>
     </w:rPr>
     <w:tblPr>
@@ -8756,7 +8562,7 @@
       <w:spacing w:after="0" w:line="240" w:lineRule="auto"/>
     </w:pPr>
     <w:rPr>
-      <w:rFonts w:asciiTheme="majorHAnsi" w:eastAsiaTheme="majorEastAsia" w:hAnsiTheme="majorHAnsi" w:cstheme="majorBidi"/>
+      <w:rFonts/>
       <w:color w:val="000000" w:themeColor="text1"/>
     </w:rPr>
     <w:tblPr>

--- a/az/discovery-articles/5.6 Gübrələr və müasir kənd təsərrüfatı kimyası.docx
+++ b/az/discovery-articles/5.6 Gübrələr və müasir kənd təsərrüfatı kimyası.docx
@@ -120,7 +120,7 @@
         <w:widowControl/>
       </w:pPr>
       <w:r>
-        <w:t>Kim kəşf edib və ya yaradıb</w:t>
+        <w:t xml:space="preserve">Kim yaradıb</w:t>
       </w:r>
     </w:p>
     <w:p>
@@ -217,7 +217,7 @@
         <w:rPr>
           <w:sz w:val="20"/>
         </w:rPr>
-        <w:t>A Kitablar və əsas elmi əsərlər</w:t>
+        <w:t>Kitablar və əsas elmi əsərlər</w:t>
       </w:r>
     </w:p>
     <w:p>
@@ -240,7 +240,7 @@
         <w:rPr>
           <w:sz w:val="20"/>
         </w:rPr>
-        <w:t>C Qurumların materialları və ensiklopedik mənbələr</w:t>
+        <w:t>Qurumların materialları və ensiklopedik mənbələr</w:t>
       </w:r>
     </w:p>
     <w:p>
@@ -324,7 +324,7 @@
         <w:rPr>
           <w:sz w:val="20"/>
         </w:rPr>
-        <w:t>F Onlayn mühazirələr və tədris silsilələri</w:t>
+        <w:t>Onlayn mühazirələr və tədris silsilələri</w:t>
       </w:r>
     </w:p>
     <w:p>
@@ -360,7 +360,7 @@
         <w:rPr>
           <w:sz w:val="20"/>
         </w:rPr>
-        <w:t>H Peşə birlikləri və standartlaşdırma qurumları</w:t>
+        <w:t>Peşə birlikləri və standartlaşdırma qurumları</w:t>
       </w:r>
     </w:p>
     <w:p>
